--- a/TAREAS 6 SEMESTRE/Programación Paralela y en Tiempo Real/QuijasContreras_Memorias_Act3.docx
+++ b/TAREAS 6 SEMESTRE/Programación Paralela y en Tiempo Real/QuijasContreras_Memorias_Act3.docx
@@ -2084,10 +2084,7 @@
         <w:t>Velocidad de escritura:</w:t>
       </w:r>
       <w:r>
-        <w:t xml:space="preserve"> </w:t>
-      </w:r>
-      <w:r>
-        <w:t>3500 MB/s</w:t>
+        <w:t xml:space="preserve"> 3500 MB/s</w:t>
       </w:r>
       <w:r>
         <w:t>.</w:t>
@@ -2175,10 +2172,7 @@
         </w:numPr>
       </w:pPr>
       <w:r>
-        <w:t xml:space="preserve">Capacidad: </w:t>
-      </w:r>
-      <w:r>
-        <w:t>64 GB hasta 512 GB.</w:t>
+        <w:t>Capacidad: 64 GB hasta 512 GB.</w:t>
       </w:r>
     </w:p>
     <w:p>
@@ -2190,10 +2184,7 @@
         </w:numPr>
       </w:pPr>
       <w:r>
-        <w:t xml:space="preserve">Interfaz: </w:t>
-      </w:r>
-      <w:r>
-        <w:t>Entrada USB.</w:t>
+        <w:t>Interfaz: Entrada USB.</w:t>
       </w:r>
     </w:p>
     <w:p>
@@ -2281,10 +2272,7 @@
         <w:t>Considerado por algunos foros como el almacenamiento en la nube más popular del mercado por su seguridad</w:t>
       </w:r>
       <w:r>
-        <w:t>,</w:t>
-      </w:r>
-      <w:r>
-        <w:t xml:space="preserve"> versatilidad y respaldo en copias de seguridad, reproductor de video y audio, fácil de usar</w:t>
+        <w:t>, versatilidad y respaldo en copias de seguridad, reproductor de video y audio, fácil de usar</w:t>
       </w:r>
       <w:r>
         <w:t xml:space="preserve"> y</w:t>
@@ -2332,7 +2320,11 @@
         <w:t>Formato: Virtual.</w:t>
       </w:r>
     </w:p>
-    <w:p/>
+    <w:p>
+      <w:pPr>
+        <w:pStyle w:val="Ttulo2"/>
+      </w:pPr>
+    </w:p>
     <w:p>
       <w:pPr>
         <w:pStyle w:val="Ttulo1"/>
@@ -2396,6 +2388,19 @@
         </w:r>
       </w:hyperlink>
     </w:p>
+    <w:p>
+      <w:hyperlink r:id="rId15" w:history="1">
+        <w:r>
+          <w:rPr>
+            <w:rStyle w:val="Hipervnculo"/>
+          </w:rPr>
+          <w:t>https://www.fujifilm.com/mx/es/business/data-management/datastorage/ltotape</w:t>
+        </w:r>
+      </w:hyperlink>
+      <w:r>
+        <w:t xml:space="preserve"> </w:t>
+      </w:r>
+    </w:p>
     <w:p/>
     <w:p/>
     <w:p/>
@@ -2406,10 +2411,10 @@
     <w:p/>
     <w:p/>
     <w:sectPr>
-      <w:headerReference w:type="even" r:id="rId15"/>
-      <w:headerReference w:type="default" r:id="rId16"/>
-      <w:footerReference w:type="even" r:id="rId17"/>
-      <w:footerReference w:type="default" r:id="rId18"/>
+      <w:headerReference w:type="even" r:id="rId16"/>
+      <w:headerReference w:type="default" r:id="rId17"/>
+      <w:footerReference w:type="even" r:id="rId18"/>
+      <w:footerReference w:type="default" r:id="rId19"/>
       <w:pgSz w:w="12240" w:h="15840"/>
       <w:pgMar w:top="1418" w:right="1134" w:bottom="1418" w:left="1701" w:header="720" w:footer="720" w:gutter="284"/>
       <w:pgBorders w:offsetFrom="page">
